--- a/exams/exam2_practice2.docx
+++ b/exams/exam2_practice2.docx
@@ -89,15 +89,7 @@
         <w:t>s</w:t>
       </w:r>
       <w:r>
-        <w:t xml:space="preserve"> must contain formulas only; no examples or </w:t>
-      </w:r>
-      <w:proofErr w:type="gramStart"/>
-      <w:r>
-        <w:t>worked</w:t>
-      </w:r>
-      <w:proofErr w:type="gramEnd"/>
-      <w:r>
-        <w:t xml:space="preserve"> problems are permitted. All sheets will be inspected at the start of the exam.</w:t>
+        <w:t xml:space="preserve"> must contain formulas only; no examples or worked problems are permitted. All sheets will be inspected at the start of the exam.</w:t>
       </w:r>
     </w:p>
     <w:p>
@@ -225,13 +217,7 @@
           <w:rPr>
             <w:rFonts w:ascii="Cambria Math" w:hAnsi="Cambria Math" w:cs="Times New Roman"/>
           </w:rPr>
-          <m:t>=4x</m:t>
-        </m:r>
-        <m:r>
-          <w:rPr>
-            <w:rFonts w:ascii="Cambria Math" w:hAnsi="Cambria Math" w:cs="Times New Roman"/>
-          </w:rPr>
-          <m:t>-4</m:t>
+          <m:t>=4x-4</m:t>
         </m:r>
       </m:oMath>
       <w:r>
@@ -301,19 +287,7 @@
           <w:rPr>
             <w:rFonts w:ascii="Cambria Math" w:hAnsi="Cambria Math" w:cs="Times New Roman"/>
           </w:rPr>
-          <m:t>-6x+</m:t>
-        </m:r>
-        <m:r>
-          <w:rPr>
-            <w:rFonts w:ascii="Cambria Math" w:hAnsi="Cambria Math" w:cs="Times New Roman"/>
-          </w:rPr>
-          <m:t>5</m:t>
-        </m:r>
-        <m:r>
-          <w:rPr>
-            <w:rFonts w:ascii="Cambria Math" w:hAnsi="Cambria Math" w:cs="Times New Roman"/>
-          </w:rPr>
-          <m:t>=0</m:t>
+          <m:t>-6x+5=0</m:t>
         </m:r>
       </m:oMath>
       <w:r>
@@ -383,19 +357,7 @@
           <w:rPr>
             <w:rFonts w:ascii="Cambria Math" w:hAnsi="Cambria Math" w:cs="Times New Roman"/>
           </w:rPr>
-          <m:t>-</m:t>
-        </m:r>
-        <m:r>
-          <w:rPr>
-            <w:rFonts w:ascii="Cambria Math" w:hAnsi="Cambria Math" w:cs="Times New Roman"/>
-          </w:rPr>
-          <m:t>2</m:t>
-        </m:r>
-        <m:r>
-          <w:rPr>
-            <w:rFonts w:ascii="Cambria Math" w:hAnsi="Cambria Math" w:cs="Times New Roman"/>
-          </w:rPr>
-          <m:t>x+9=0</m:t>
+          <m:t>-2x+9=0</m:t>
         </m:r>
       </m:oMath>
       <w:r>
@@ -465,25 +427,7 @@
           <w:rPr>
             <w:rFonts w:ascii="Cambria Math" w:hAnsi="Cambria Math" w:cs="Times New Roman"/>
           </w:rPr>
-          <m:t>+7x=</m:t>
-        </m:r>
-        <m:r>
-          <w:rPr>
-            <w:rFonts w:ascii="Cambria Math" w:hAnsi="Cambria Math" w:cs="Times New Roman"/>
-          </w:rPr>
-          <m:t>2x</m:t>
-        </m:r>
-        <m:r>
-          <w:rPr>
-            <w:rFonts w:ascii="Cambria Math" w:hAnsi="Cambria Math" w:cs="Times New Roman"/>
-          </w:rPr>
-          <m:t>-</m:t>
-        </m:r>
-        <m:r>
-          <w:rPr>
-            <w:rFonts w:ascii="Cambria Math" w:hAnsi="Cambria Math" w:cs="Times New Roman"/>
-          </w:rPr>
-          <m:t>6</m:t>
+          <m:t>+7x=2x-6</m:t>
         </m:r>
       </m:oMath>
       <w:r>
@@ -708,37 +652,19 @@
           <w:rPr>
             <w:rFonts w:ascii="Cambria Math" w:eastAsiaTheme="minorEastAsia" w:hAnsi="Cambria Math" w:cs="Times New Roman"/>
           </w:rPr>
-          <m:t>C =</m:t>
+          <m:t>C =200+100</m:t>
         </m:r>
         <m:r>
           <w:rPr>
             <w:rFonts w:ascii="Cambria Math" w:eastAsiaTheme="minorEastAsia" w:hAnsi="Cambria Math" w:cs="Times New Roman"/>
           </w:rPr>
-          <m:t>200</m:t>
+          <m:t>q</m:t>
         </m:r>
         <m:r>
           <w:rPr>
             <w:rFonts w:ascii="Cambria Math" w:eastAsiaTheme="minorEastAsia" w:hAnsi="Cambria Math" w:cs="Times New Roman"/>
           </w:rPr>
-          <m:t>+</m:t>
-        </m:r>
-        <m:r>
-          <w:rPr>
-            <w:rFonts w:ascii="Cambria Math" w:eastAsiaTheme="minorEastAsia" w:hAnsi="Cambria Math" w:cs="Times New Roman"/>
-          </w:rPr>
-          <m:t>100</m:t>
-        </m:r>
-        <m:r>
-          <w:rPr>
-            <w:rFonts w:ascii="Cambria Math" w:eastAsiaTheme="minorEastAsia" w:hAnsi="Cambria Math" w:cs="Times New Roman"/>
-          </w:rPr>
-          <m:t>+</m:t>
-        </m:r>
-        <m:r>
-          <w:rPr>
-            <w:rFonts w:ascii="Cambria Math" w:eastAsiaTheme="minorEastAsia" w:hAnsi="Cambria Math" w:cs="Times New Roman"/>
-          </w:rPr>
-          <m:t>2</m:t>
+          <m:t>+2</m:t>
         </m:r>
         <m:sSup>
           <m:sSupPr>
@@ -791,31 +717,7 @@
           <w:rPr>
             <w:rFonts w:ascii="Cambria Math" w:eastAsiaTheme="minorEastAsia" w:hAnsi="Cambria Math" w:cs="Times New Roman"/>
           </w:rPr>
-          <m:t>p=</m:t>
-        </m:r>
-        <m:r>
-          <w:rPr>
-            <w:rFonts w:ascii="Cambria Math" w:eastAsiaTheme="minorEastAsia" w:hAnsi="Cambria Math" w:cs="Times New Roman"/>
-          </w:rPr>
-          <m:t>300</m:t>
-        </m:r>
-        <m:r>
-          <w:rPr>
-            <w:rFonts w:ascii="Cambria Math" w:eastAsiaTheme="minorEastAsia" w:hAnsi="Cambria Math" w:cs="Times New Roman"/>
-          </w:rPr>
-          <m:t>-</m:t>
-        </m:r>
-        <m:r>
-          <w:rPr>
-            <w:rFonts w:ascii="Cambria Math" w:eastAsiaTheme="minorEastAsia" w:hAnsi="Cambria Math" w:cs="Times New Roman"/>
-          </w:rPr>
-          <m:t>2</m:t>
-        </m:r>
-        <m:r>
-          <w:rPr>
-            <w:rFonts w:ascii="Cambria Math" w:eastAsiaTheme="minorEastAsia" w:hAnsi="Cambria Math" w:cs="Times New Roman"/>
-          </w:rPr>
-          <m:t>q</m:t>
+          <m:t>p=300-2q</m:t>
         </m:r>
       </m:oMath>
       <w:r>
@@ -1155,21 +1057,7 @@
         <w:rPr>
           <w:rFonts w:ascii="Times New Roman" w:eastAsiaTheme="minorEastAsia" w:hAnsi="Times New Roman" w:cs="Times New Roman"/>
         </w:rPr>
-        <w:t xml:space="preserve"> and the number of products </w:t>
-      </w:r>
-      <w:proofErr w:type="gramStart"/>
-      <w:r>
-        <w:rPr>
-          <w:rFonts w:ascii="Times New Roman" w:eastAsiaTheme="minorEastAsia" w:hAnsi="Times New Roman" w:cs="Times New Roman"/>
-        </w:rPr>
-        <w:t>need</w:t>
-      </w:r>
-      <w:proofErr w:type="gramEnd"/>
-      <w:r>
-        <w:rPr>
-          <w:rFonts w:ascii="Times New Roman" w:eastAsiaTheme="minorEastAsia" w:hAnsi="Times New Roman" w:cs="Times New Roman"/>
-        </w:rPr>
-        <w:t xml:space="preserve"> to maximize the profit.</w:t>
+        <w:t xml:space="preserve"> and the number of products need to maximize the profit.</w:t>
       </w:r>
       <w:r>
         <w:rPr>
@@ -1687,13 +1575,7 @@
           <w:rPr>
             <w:rFonts w:ascii="Cambria Math" w:eastAsiaTheme="minorEastAsia" w:hAnsi="Cambria Math" w:cs="Times New Roman"/>
           </w:rPr>
-          <m:t>p=</m:t>
-        </m:r>
-        <m:r>
-          <w:rPr>
-            <w:rFonts w:ascii="Cambria Math" w:eastAsiaTheme="minorEastAsia" w:hAnsi="Cambria Math" w:cs="Times New Roman"/>
-          </w:rPr>
-          <m:t>2</m:t>
+          <m:t>p=2</m:t>
         </m:r>
         <m:sSup>
           <m:sSupPr>
@@ -1725,19 +1607,7 @@
           <w:rPr>
             <w:rFonts w:ascii="Cambria Math" w:eastAsiaTheme="minorEastAsia" w:hAnsi="Cambria Math" w:cs="Times New Roman"/>
           </w:rPr>
-          <m:t>+</m:t>
-        </m:r>
-        <m:r>
-          <w:rPr>
-            <w:rFonts w:ascii="Cambria Math" w:eastAsiaTheme="minorEastAsia" w:hAnsi="Cambria Math" w:cs="Times New Roman"/>
-          </w:rPr>
-          <m:t>6</m:t>
-        </m:r>
-        <m:r>
-          <w:rPr>
-            <w:rFonts w:ascii="Cambria Math" w:eastAsiaTheme="minorEastAsia" w:hAnsi="Cambria Math" w:cs="Times New Roman"/>
-          </w:rPr>
-          <m:t>q</m:t>
+          <m:t>+6q</m:t>
         </m:r>
       </m:oMath>
       <w:r>
@@ -1751,25 +1621,7 @@
           <w:rPr>
             <w:rFonts w:ascii="Cambria Math" w:eastAsiaTheme="minorEastAsia" w:hAnsi="Cambria Math" w:cs="Times New Roman"/>
           </w:rPr>
-          <m:t>p=</m:t>
-        </m:r>
-        <m:r>
-          <w:rPr>
-            <w:rFonts w:ascii="Cambria Math" w:eastAsiaTheme="minorEastAsia" w:hAnsi="Cambria Math" w:cs="Times New Roman"/>
-          </w:rPr>
-          <m:t>180</m:t>
-        </m:r>
-        <m:r>
-          <w:rPr>
-            <w:rFonts w:ascii="Cambria Math" w:eastAsiaTheme="minorEastAsia" w:hAnsi="Cambria Math" w:cs="Times New Roman"/>
-          </w:rPr>
-          <m:t>-</m:t>
-        </m:r>
-        <m:r>
-          <w:rPr>
-            <w:rFonts w:ascii="Cambria Math" w:eastAsiaTheme="minorEastAsia" w:hAnsi="Cambria Math" w:cs="Times New Roman"/>
-          </w:rPr>
-          <m:t>3</m:t>
+          <m:t>p=180-3</m:t>
         </m:r>
         <m:sSup>
           <m:sSupPr>
